--- a/data/memories/memory_01/locales/es/documents/meeting_room/Meeting Recording Notes.docx
+++ b/data/memories/memory_01/locales/es/documents/meeting_room/Meeting Recording Notes.docx
@@ -8,7 +8,7 @@
         <w:jc w:val="center"/>
       </w:pPr>
       <w:r>
-        <w:t>Meeting Recording Notes</w:t>
+        <w:t>Notas de grabación de reuniones</w:t>
       </w:r>
     </w:p>
     <w:p>
@@ -19,7 +19,7 @@
         <w:t xml:space="preserve">Classification: </w:t>
       </w:r>
       <w:r>
-        <w:t>Internal</w:t>
+        <w:t>Interno</w:t>
       </w:r>
       <w:r>
         <w:rPr>
@@ -39,7 +39,7 @@
         <w:t xml:space="preserve">Author: </w:t>
       </w:r>
       <w:r>
-        <w:t>Administration</w:t>
+        <w:t>Administración</w:t>
       </w:r>
     </w:p>
     <w:p/>
@@ -48,7 +48,7 @@
         <w:pStyle w:val="Heading1"/>
       </w:pPr>
       <w:r>
-        <w:t>Recording Review</w:t>
+        <w:t>Revisión de grabación</w:t>
       </w:r>
     </w:p>
     <w:p>
@@ -56,7 +56,7 @@
         <w:rPr>
           <w:sz w:val="22"/>
         </w:rPr>
-        <w:t>The recording quality is generally acceptable. Background noise is present during the first ten minutes due to maintenance work in the corridor.</w:t>
+        <w:t>La calidad de grabación es generalmente aceptable. Hay ruido de fondo durante los primeros diez minutos debido a trabajos de mantenimiento en el pasillo.</w:t>
       </w:r>
     </w:p>
     <w:p>
@@ -64,7 +64,7 @@
         <w:rPr>
           <w:sz w:val="22"/>
         </w:rPr>
-        <w:t>Two short fragments are missing from the recording because the microphone was muted while documents were being exchanged.</w:t>
+        <w:t>De la grabación faltan dos breves fragmentos porque el micrófono estaba silenciado mientras se intercambiaban documentos.</w:t>
       </w:r>
     </w:p>
     <w:p>
@@ -72,7 +72,7 @@
         <w:pStyle w:val="Heading1"/>
       </w:pPr>
       <w:r>
-        <w:t>Topics Confirmed</w:t>
+        <w:t>Temas confirmados</w:t>
       </w:r>
     </w:p>
     <w:p>
@@ -80,7 +80,7 @@
         <w:pStyle w:val="ListBullet"/>
       </w:pPr>
       <w:r>
-        <w:t>Budget revisions</w:t>
+        <w:t>Revisiones presupuestarias</w:t>
       </w:r>
     </w:p>
     <w:p>
@@ -88,7 +88,7 @@
         <w:pStyle w:val="ListBullet"/>
       </w:pPr>
       <w:r>
-        <w:t>Archive inventory</w:t>
+        <w:t>Inventario de archivo</w:t>
       </w:r>
     </w:p>
     <w:p>
@@ -96,7 +96,7 @@
         <w:pStyle w:val="ListBullet"/>
       </w:pPr>
       <w:r>
-        <w:t>Office relocation schedule</w:t>
+        <w:t>Calendario de reubicación de oficinas</w:t>
       </w:r>
     </w:p>
     <w:p>
@@ -104,7 +104,7 @@
         <w:pStyle w:val="ListBullet"/>
       </w:pPr>
       <w:r>
-        <w:t>Department staffing</w:t>
+        <w:t>Dotación de personal del departamento</w:t>
       </w:r>
     </w:p>
     <w:p>
@@ -112,7 +112,7 @@
         <w:pStyle w:val="ListBullet"/>
       </w:pPr>
       <w:r>
-        <w:t>Document retention policy</w:t>
+        <w:t>Política de retención de documentos</w:t>
       </w:r>
     </w:p>
     <w:p>
@@ -120,7 +120,7 @@
         <w:rPr>
           <w:sz w:val="22"/>
         </w:rPr>
-        <w:t>During playback, one participant references an employee list that does not match the printed copy distributed before the meeting. The discussion continues without requesting clarification.</w:t>
+        <w:t>Durante la reproducción, un participante hace referencia a una lista de empleados que no coincide con la copia impresa distribuida antes de la reunión. La discusión continúa sin pedir aclaraciones.</w:t>
       </w:r>
     </w:p>
     <w:p>
@@ -128,7 +128,7 @@
         <w:rPr>
           <w:sz w:val="22"/>
         </w:rPr>
-        <w:t>Action: preserve the original recording together with the written minutes.</w:t>
+        <w:t>Acción: conservar la grabación original junto con el acta escrita.</w:t>
       </w:r>
     </w:p>
     <w:sectPr>
